--- a/WORKFLOW.docx
+++ b/WORKFLOW.docx
@@ -104,6 +104,8 @@
         <w:br/>
         <w:t xml:space="preserve">    participant CTO as CTO</w:t>
         <w:br/>
+        <w:t xml:space="preserve">    participant UXR as UX/UI Reviewer</w:t>
+        <w:br/>
         <w:br/>
         <w:t xml:space="preserve">    U-&gt;&gt;PM: "Cần đăng nhập bằng Google"</w:t>
         <w:br/>
@@ -162,6 +164,14 @@
         <w:t xml:space="preserve">    SD-&gt;&gt;QA: Fix + push</w:t>
         <w:br/>
         <w:t xml:space="preserve">    QA-&gt;&gt;QA: Verify, regression pass</w:t>
+        <w:br/>
+        <w:t xml:space="preserve">    Note over TL,UXR: Feature có UI login button mới → chèn UX/UI Reviewer TRƯỚC sign-off</w:t>
+        <w:br/>
+        <w:t xml:space="preserve">    TL-&gt;&gt;UXR: Yêu cầu kiểm tra trực quan (đã đổi/thêm giao diện)</w:t>
+        <w:br/>
+        <w:t xml:space="preserve">    UXR-&gt;&gt;UXR: Chạy app thật, chụp screenshot, đánh giá C1-C7</w:t>
+        <w:br/>
+        <w:t xml:space="preserve">    UXR-&gt;&gt;QAL: Report — Pass / issue cần fix</w:t>
         <w:br/>
         <w:t xml:space="preserve">    QAL-&gt;&gt;EM: Sign-off chất lượng</w:t>
         <w:br/>
@@ -238,6 +248,19 @@
           <w:sz w:val="21"/>
         </w:rPr>
         <w:t>QA có quyền VETO. Không sign-off thì không deploy.</w:t>
+      </w:r>
+    </w:p>
+    <w:p>
+      <w:pPr>
+        <w:pStyle w:val="ListBullet"/>
+        <w:spacing w:after="20"/>
+        <w:ind w:left="283"/>
+      </w:pPr>
+      <w:r>
+        <w:rPr>
+          <w:sz w:val="21"/>
+        </w:rPr>
+        <w:t>UX/UI Reviewer chèn vào TRƯỚC QA Lead sign-off vì feature có UI login button mới — bỏ qua bước này nếu feature chỉ đổi backend/logic.</w:t>
       </w:r>
     </w:p>
     <w:p>
@@ -1012,6 +1035,8 @@
         <w:br/>
         <w:t xml:space="preserve">    participant DO as DevOps Engineer</w:t>
         <w:br/>
+        <w:t xml:space="preserve">    participant UXR as UX/UI Reviewer</w:t>
+        <w:br/>
         <w:br/>
         <w:t xml:space="preserve">    U-&gt;&gt;Disp: "Sửa màu và typo nút Đăng nhập"</w:t>
         <w:br/>
@@ -1041,7 +1066,15 @@
         <w:br/>
         <w:t xml:space="preserve">    TL-&gt;&gt;TL: Merge PR</w:t>
         <w:br/>
-        <w:t xml:space="preserve">    </w:t>
+        <w:br/>
+        <w:t xml:space="preserve">    Note over TL,UXR: Fast-Track đổi màu + typo UI → BẮT BUỘC UX/UI Reviewer trước khi QA</w:t>
+        <w:br/>
+        <w:t xml:space="preserve">    TL-&gt;&gt;UXR: Kiểm tra trực quan nhanh (đã đổi giao diện)</w:t>
+        <w:br/>
+        <w:t xml:space="preserve">    UXR-&gt;&gt;UXR: Chụp screenshot nút Đăng nhập, so màu (#F05922) + đúng chữ</w:t>
+        <w:br/>
+        <w:t xml:space="preserve">    UXR-&gt;&gt;TL: Pass — đúng màu, đúng chính tả</w:t>
+        <w:br/>
         <w:br/>
         <w:t xml:space="preserve">    TL-&gt;&gt;QA: Báo cáo Smoke Test</w:t>
         <w:br/>
@@ -1054,6 +1087,184 @@
         <w:t xml:space="preserve">    DO-&gt;&gt;DO: Deploy Staging/Production</w:t>
         <w:br/>
         <w:t xml:space="preserve">    DO-&gt;&gt;U: Báo cáo hoàn thành Fast-Track</w:t>
+      </w:r>
+    </w:p>
+    <w:p>
+      <w:pPr>
+        <w:pBdr>
+          <w:bottom w:val="single" w:sz="6" w:space="1" w:color="F05922"/>
+        </w:pBdr>
+        <w:spacing w:after="120"/>
+      </w:pPr>
+    </w:p>
+    <w:p>
+      <w:pPr>
+        <w:pStyle w:val="Heading2"/>
+        <w:spacing w:before="200" w:after="80"/>
+      </w:pPr>
+      <w:r>
+        <w:rPr>
+          <w:color w:val="F05922"/>
+          <w:sz w:val="28"/>
+        </w:rPr>
+        <w:t>Ví dụ 8: WF-MIGRATE — Chuyển đổi Framework (Code Migrator)</w:t>
+      </w:r>
+    </w:p>
+    <w:p>
+      <w:pPr>
+        <w:spacing w:after="80"/>
+      </w:pPr>
+      <w:r>
+        <w:rPr>
+          <w:b/>
+          <w:sz w:val="21"/>
+        </w:rPr>
+        <w:t>Tình huống:</w:t>
+      </w:r>
+      <w:r>
+        <w:rPr>
+          <w:sz w:val="21"/>
+        </w:rPr>
+        <w:t xml:space="preserve"> Người dùng yêu cầu "Chuyển project IPGSUseCam từ WinForms sang Avalonia, chạy được cả Windows và Linux".</w:t>
+      </w:r>
+    </w:p>
+    <w:p>
+      <w:pPr>
+        <w:spacing w:before="80" w:after="80"/>
+        <w:ind w:left="283"/>
+        <w:shd w:val="clear" w:color="auto" w:fill="F4F4F8"/>
+      </w:pPr>
+      <w:r>
+        <w:rPr>
+          <w:rFonts w:ascii="Courier New" w:hAnsi="Courier New"/>
+          <w:color w:val="251C53"/>
+          <w:sz w:val="18"/>
+        </w:rPr>
+        <w:t>sequenceDiagram</w:t>
+        <w:br/>
+        <w:t xml:space="preserve">    participant U as User</w:t>
+        <w:br/>
+        <w:t xml:space="preserve">    participant Disp as Dispatcher</w:t>
+        <w:br/>
+        <w:t xml:space="preserve">    participant CM as Code Migrator</w:t>
+        <w:br/>
+        <w:t xml:space="preserve">    participant SD as Senior Developer</w:t>
+        <w:br/>
+        <w:t xml:space="preserve">    participant JD as Junior Developer</w:t>
+        <w:br/>
+        <w:t xml:space="preserve">    participant QA as QA Engineer</w:t>
+        <w:br/>
+        <w:t xml:space="preserve">    participant QAL as QA Lead</w:t>
+        <w:br/>
+        <w:br/>
+        <w:t xml:space="preserve">    U-&gt;&gt;Disp: "Chuyển WinForms → Avalonia, chạy được Windows + Linux"</w:t>
+        <w:br/>
+        <w:t xml:space="preserve">    Disp-&gt;&gt;Disp: Yêu cầu rõ ràng migrate framework → kích hoạt WF-MIGRATE</w:t>
+        <w:br/>
+        <w:t xml:space="preserve">    Disp-&gt;&gt;CM: Giao task (Opus)</w:t>
+        <w:br/>
+        <w:br/>
+        <w:t xml:space="preserve">    CM-&gt;&gt;CM: Lessons Check (avalonia/ + csharp-winforms/ + dotnet-general/)</w:t>
+        <w:br/>
+        <w:t xml:space="preserve">    CM-&gt;&gt;CM: Cấp 0 — Glob/Grep đếm N file nguồn, M control/timer/event</w:t>
+        <w:br/>
+        <w:t xml:space="preserve">    CM-&gt;&gt;CM: Cấp 1-2 — Lập bảng inventory chi tiết (khớp N/M)</w:t>
+        <w:br/>
+        <w:t xml:space="preserve">    CM-&gt;&gt;CM: G2 — Lập 3 bảng mapping (component, pattern, kiểu dữ liệu)</w:t>
+        <w:br/>
+        <w:t xml:space="preserve">    CM-&gt;&gt;CM: §2A(c) — Rà toàn bộ dependency, đánh giá Linux-OK</w:t>
+        <w:br/>
+        <w:t xml:space="preserve">    CM-&gt;&gt;CM: Lập plan có nhóm song song</w:t>
+        <w:br/>
+        <w:t xml:space="preserve">    CM-&gt;&gt;U: Trình plan + inventory + mapping — xin duyệt</w:t>
+        <w:br/>
+        <w:t xml:space="preserve">    U-&gt;&gt;CM: Duyệt plan</w:t>
+        <w:br/>
+        <w:br/>
+        <w:t xml:space="preserve">    CM-&gt;&gt;SD: Giao task UI/logic phức tạp (Sonnet)</w:t>
+        <w:br/>
+        <w:t xml:space="preserve">    CM-&gt;&gt;JD: Giao task CRUD/UI đơn giản (Sonnet)</w:t>
+        <w:br/>
+        <w:t xml:space="preserve">    SD-&gt;&gt;CM: Nộp artifact + build sạch (win-x64 + linux-x64)</w:t>
+        <w:br/>
+        <w:t xml:space="preserve">    JD-&gt;&gt;CM: Nộp artifact + build sạch</w:t>
+        <w:br/>
+        <w:br/>
+        <w:t xml:space="preserve">    CM-&gt;&gt;CM: Review (correctness &gt; behavior parity &gt; security &gt; style)</w:t>
+        <w:br/>
+        <w:t xml:space="preserve">    CM-&gt;&gt;CM: G6 — Đối chiếu 100% inventory + re-check dependency lần cuối</w:t>
+        <w:br/>
+        <w:t xml:space="preserve">    CM-&gt;&gt;CM: Publish thử linux-x64 — BẮT BUỘC pass</w:t>
+        <w:br/>
+        <w:t xml:space="preserve">    CM-&gt;&gt;QA: Smoke test path chính, đối chiếu behavior parity</w:t>
+        <w:br/>
+        <w:t xml:space="preserve">    QA-&gt;&gt;QAL: Sign-off (P0/P1 phải sạch)</w:t>
+        <w:br/>
+        <w:t xml:space="preserve">    QAL-&gt;&gt;U: Migration hoàn thành — báo cáo inventory/dependency đầy đủ</w:t>
+      </w:r>
+    </w:p>
+    <w:p>
+      <w:pPr>
+        <w:spacing w:after="80"/>
+      </w:pPr>
+      <w:r>
+        <w:rPr>
+          <w:b/>
+          <w:sz w:val="21"/>
+        </w:rPr>
+        <w:t>Bài học từ ví dụ này:</w:t>
+      </w:r>
+    </w:p>
+    <w:p>
+      <w:pPr>
+        <w:pStyle w:val="ListBullet"/>
+        <w:spacing w:after="20"/>
+        <w:ind w:left="283"/>
+      </w:pPr>
+      <w:r>
+        <w:rPr>
+          <w:sz w:val="21"/>
+        </w:rPr>
+        <w:t>Code Migrator KHÔNG tự code hàng loạt — chỉ khảo sát/lập plan/review (Opus), giao việc code thực tế cho Senior/Junior Dev (Sonnet).</w:t>
+      </w:r>
+    </w:p>
+    <w:p>
+      <w:pPr>
+        <w:pStyle w:val="ListBullet"/>
+        <w:spacing w:after="20"/>
+        <w:ind w:left="283"/>
+      </w:pPr>
+      <w:r>
+        <w:rPr>
+          <w:sz w:val="21"/>
+        </w:rPr>
+        <w:t>Inventory PHẢI khớp số đếm thực tế (Cấp 0) — không liệt kê mẫu, tránh bỏ sót tính năng.</w:t>
+      </w:r>
+    </w:p>
+    <w:p>
+      <w:pPr>
+        <w:pStyle w:val="ListBullet"/>
+        <w:spacing w:after="20"/>
+        <w:ind w:left="283"/>
+      </w:pPr>
+      <w:r>
+        <w:rPr>
+          <w:sz w:val="21"/>
+        </w:rPr>
+        <w:t>Dependency PHẢI được rà lại lần cuối ở G6 (không chỉ 1 lần ở đầu) — bắt các package Senior/Junior Dev thêm giữa đường.</w:t>
+      </w:r>
+    </w:p>
+    <w:p>
+      <w:pPr>
+        <w:pStyle w:val="ListBullet"/>
+        <w:spacing w:after="20"/>
+        <w:ind w:left="283"/>
+      </w:pPr>
+      <w:r>
+        <w:rPr>
+          <w:sz w:val="21"/>
+        </w:rPr>
+        <w:t>Workflow này KHÔNG tự động kích hoạt — chỉ khi user yêu cầu rõ ràng chuyển đổi framework/ngôn ngữ.</w:t>
       </w:r>
     </w:p>
     <w:p>
@@ -1699,6 +1910,127 @@
           </w:p>
         </w:tc>
       </w:tr>
+      <w:tr>
+        <w:tc>
+          <w:tcPr>
+            <w:tcW w:type="dxa" w:w="3230"/>
+            <w:shd w:val="clear" w:color="auto" w:fill="B8B3D6"/>
+            <w:tcBorders>
+              <w:top w:val="single" w:sz="4" w:space="0" w:color="CBCBCB"/>
+              <w:left w:val="single" w:sz="4" w:space="0" w:color="CBCBCB"/>
+              <w:bottom w:val="single" w:sz="4" w:space="0" w:color="CBCBCB"/>
+              <w:right w:val="single" w:sz="4" w:space="0" w:color="CBCBCB"/>
+            </w:tcBorders>
+          </w:tcPr>
+          <w:p>
+            <w:r>
+              <w:rPr>
+                <w:sz w:val="20"/>
+              </w:rPr>
+              <w:t>9</w:t>
+            </w:r>
+          </w:p>
+        </w:tc>
+        <w:tc>
+          <w:tcPr>
+            <w:tcW w:type="dxa" w:w="3230"/>
+            <w:shd w:val="clear" w:color="auto" w:fill="B8B3D6"/>
+            <w:tcBorders>
+              <w:top w:val="single" w:sz="4" w:space="0" w:color="CBCBCB"/>
+              <w:left w:val="single" w:sz="4" w:space="0" w:color="CBCBCB"/>
+              <w:bottom w:val="single" w:sz="4" w:space="0" w:color="CBCBCB"/>
+              <w:right w:val="single" w:sz="4" w:space="0" w:color="CBCBCB"/>
+            </w:tcBorders>
+          </w:tcPr>
+          <w:p>
+            <w:r>
+              <w:rPr>
+                <w:sz w:val="20"/>
+              </w:rPr>
+              <w:t>UX/UI Reviewer bắt buộc khi đổi giao diện</w:t>
+            </w:r>
+          </w:p>
+        </w:tc>
+        <w:tc>
+          <w:tcPr>
+            <w:tcW w:type="dxa" w:w="3230"/>
+            <w:shd w:val="clear" w:color="auto" w:fill="B8B3D6"/>
+            <w:tcBorders>
+              <w:top w:val="single" w:sz="4" w:space="0" w:color="CBCBCB"/>
+              <w:left w:val="single" w:sz="4" w:space="0" w:color="CBCBCB"/>
+              <w:bottom w:val="single" w:sz="4" w:space="0" w:color="CBCBCB"/>
+              <w:right w:val="single" w:sz="4" w:space="0" w:color="CBCBCB"/>
+            </w:tcBorders>
+          </w:tcPr>
+          <w:p>
+            <w:r>
+              <w:rPr>
+                <w:sz w:val="20"/>
+              </w:rPr>
+              <w:t>Trước QA sign-off, nếu code sửa/thêm UI (feature, bugfix, hotfix, fast-track, refactor)</w:t>
+            </w:r>
+          </w:p>
+        </w:tc>
+      </w:tr>
+      <w:tr>
+        <w:tc>
+          <w:tcPr>
+            <w:tcW w:type="dxa" w:w="3230"/>
+            <w:tcBorders>
+              <w:top w:val="single" w:sz="4" w:space="0" w:color="CBCBCB"/>
+              <w:left w:val="single" w:sz="4" w:space="0" w:color="CBCBCB"/>
+              <w:bottom w:val="single" w:sz="4" w:space="0" w:color="CBCBCB"/>
+              <w:right w:val="single" w:sz="4" w:space="0" w:color="CBCBCB"/>
+            </w:tcBorders>
+          </w:tcPr>
+          <w:p>
+            <w:r>
+              <w:rPr>
+                <w:sz w:val="20"/>
+              </w:rPr>
+              <w:t>10</w:t>
+            </w:r>
+          </w:p>
+        </w:tc>
+        <w:tc>
+          <w:tcPr>
+            <w:tcW w:type="dxa" w:w="3230"/>
+            <w:tcBorders>
+              <w:top w:val="single" w:sz="4" w:space="0" w:color="CBCBCB"/>
+              <w:left w:val="single" w:sz="4" w:space="0" w:color="CBCBCB"/>
+              <w:bottom w:val="single" w:sz="4" w:space="0" w:color="CBCBCB"/>
+              <w:right w:val="single" w:sz="4" w:space="0" w:color="CBCBCB"/>
+            </w:tcBorders>
+          </w:tcPr>
+          <w:p>
+            <w:r>
+              <w:rPr>
+                <w:sz w:val="20"/>
+              </w:rPr>
+              <w:t>Code Migrator chỉ dùng khi được yêu cầu</w:t>
+            </w:r>
+          </w:p>
+        </w:tc>
+        <w:tc>
+          <w:tcPr>
+            <w:tcW w:type="dxa" w:w="3230"/>
+            <w:tcBorders>
+              <w:top w:val="single" w:sz="4" w:space="0" w:color="CBCBCB"/>
+              <w:left w:val="single" w:sz="4" w:space="0" w:color="CBCBCB"/>
+              <w:bottom w:val="single" w:sz="4" w:space="0" w:color="CBCBCB"/>
+              <w:right w:val="single" w:sz="4" w:space="0" w:color="CBCBCB"/>
+            </w:tcBorders>
+          </w:tcPr>
+          <w:p>
+            <w:r>
+              <w:rPr>
+                <w:sz w:val="20"/>
+              </w:rPr>
+              <w:t>Không tự động chạy trong bất kỳ workflow nào khác; Opus chỉ dùng ở giai đoạn lập plan/review</w:t>
+            </w:r>
+          </w:p>
+        </w:tc>
+      </w:tr>
     </w:tbl>
     <w:p/>
     <w:sectPr>

--- a/WORKFLOW.docx
+++ b/WORKFLOW.docx
@@ -1285,6 +1285,187 @@
           <w:color w:val="F05922"/>
           <w:sz w:val="28"/>
         </w:rPr>
+        <w:t>Ví dụ 9: Song song hoá — QA Engineer ∥ UX/UI Reviewer (lấy cảm hứng từ Ruflo/Claude Flow)</w:t>
+      </w:r>
+    </w:p>
+    <w:p>
+      <w:pPr>
+        <w:spacing w:after="80"/>
+      </w:pPr>
+      <w:r>
+        <w:rPr>
+          <w:b/>
+          <w:sz w:val="21"/>
+        </w:rPr>
+        <w:t>Tình huống:</w:t>
+      </w:r>
+      <w:r>
+        <w:rPr>
+          <w:sz w:val="21"/>
+        </w:rPr>
+        <w:t xml:space="preserve"> Feature "Đăng nhập bằng Google" (tiếp theo Ví dụ 1) vừa được Tech Lead merge, có cả logic OAuth và UI login button mới. Thay vì chạy UX/UI Reviewer RỒI MỚI đến QA Engineer (tuần tự), Dispatcher gọi cả hai chạy đồng thời vì cả hai cùng nhận code đã merge và không phụ thuộc lẫn nhau (đủ điều kiện theo </w:t>
+      </w:r>
+      <w:r>
+        <w:rPr>
+          <w:rFonts w:ascii="Courier New" w:hAnsi="Courier New"/>
+          <w:color w:val="F05922"/>
+          <w:sz w:val="18"/>
+        </w:rPr>
+        <w:t>RULES.md</w:t>
+      </w:r>
+      <w:r>
+        <w:rPr>
+          <w:sz w:val="21"/>
+        </w:rPr>
+        <w:t xml:space="preserve"> §3.4).</w:t>
+      </w:r>
+    </w:p>
+    <w:p>
+      <w:pPr>
+        <w:spacing w:before="80" w:after="80"/>
+        <w:ind w:left="283"/>
+        <w:shd w:val="clear" w:color="auto" w:fill="F4F4F8"/>
+      </w:pPr>
+      <w:r>
+        <w:rPr>
+          <w:rFonts w:ascii="Courier New" w:hAnsi="Courier New"/>
+          <w:color w:val="251C53"/>
+          <w:sz w:val="18"/>
+        </w:rPr>
+        <w:t>sequenceDiagram</w:t>
+        <w:br/>
+        <w:t xml:space="preserve">    participant TL as Tech Lead</w:t>
+        <w:br/>
+        <w:t xml:space="preserve">    participant Disp as Dispatcher</w:t>
+        <w:br/>
+        <w:t xml:space="preserve">    participant QA as QA Engineer</w:t>
+        <w:br/>
+        <w:t xml:space="preserve">    participant UXR as UX/UI Reviewer</w:t>
+        <w:br/>
+        <w:t xml:space="preserve">    participant QAL as QA Lead</w:t>
+        <w:br/>
+        <w:br/>
+        <w:t xml:space="preserve">    TL-&gt;&gt;Disp: Code đã merge — có đổi UI + logic</w:t>
+        <w:br/>
+        <w:t xml:space="preserve">    Disp-&gt;&gt;Disp: Kiểm tra điều kiện RULES.md §3.4 — QA &amp; UXR độc lập, cùng nhận input từ TL</w:t>
+        <w:br/>
+        <w:t xml:space="preserve">    par Chạy song song (1 lời gọi Agent tool)</w:t>
+        <w:br/>
+        <w:t xml:space="preserve">        Disp-&gt;&gt;QA: Test chức năng (functional)</w:t>
+        <w:br/>
+        <w:t xml:space="preserve">        QA-&gt;&gt;QA: Manual + automation test</w:t>
+        <w:br/>
+        <w:t xml:space="preserve">    and</w:t>
+        <w:br/>
+        <w:t xml:space="preserve">        Disp-&gt;&gt;UXR: Đánh giá trực quan (C1-C7)</w:t>
+        <w:br/>
+        <w:t xml:space="preserve">        UXR-&gt;&gt;UXR: Chạy app thật, chụp screenshot</w:t>
+        <w:br/>
+        <w:t xml:space="preserve">    end</w:t>
+        <w:br/>
+        <w:t xml:space="preserve">    QA-&gt;&gt;QAL: Report functional test</w:t>
+        <w:br/>
+        <w:t xml:space="preserve">    UXR-&gt;&gt;QAL: Report UX review</w:t>
+        <w:br/>
+        <w:t xml:space="preserve">    QAL-&gt;&gt;QAL: Tổng hợp cả 2 báo cáo — Sign-off</w:t>
+      </w:r>
+    </w:p>
+    <w:p>
+      <w:pPr>
+        <w:spacing w:after="80"/>
+      </w:pPr>
+      <w:r>
+        <w:rPr>
+          <w:b/>
+          <w:sz w:val="21"/>
+        </w:rPr>
+        <w:t>Bài học từ ví dụ này:</w:t>
+      </w:r>
+    </w:p>
+    <w:p>
+      <w:pPr>
+        <w:pStyle w:val="ListBullet"/>
+        <w:spacing w:after="20"/>
+        <w:ind w:left="283"/>
+      </w:pPr>
+      <w:r>
+        <w:rPr>
+          <w:sz w:val="21"/>
+        </w:rPr>
+        <w:t>Song song hoá CHỈ áp dụng khi 2 bước thật sự độc lập (</w:t>
+      </w:r>
+      <w:r>
+        <w:rPr>
+          <w:rFonts w:ascii="Courier New" w:hAnsi="Courier New"/>
+          <w:color w:val="F05922"/>
+          <w:sz w:val="21"/>
+        </w:rPr>
+        <w:t>RULES.md</w:t>
+      </w:r>
+      <w:r>
+        <w:rPr>
+          <w:sz w:val="21"/>
+        </w:rPr>
+        <w:t xml:space="preserve"> §3.4) — QA và UXR cùng nhận 1 input (code merge), không bên nào chờ kết quả bên kia.</w:t>
+      </w:r>
+    </w:p>
+    <w:p>
+      <w:pPr>
+        <w:pStyle w:val="ListBullet"/>
+        <w:spacing w:after="20"/>
+        <w:ind w:left="283"/>
+      </w:pPr>
+      <w:r>
+        <w:rPr>
+          <w:sz w:val="21"/>
+        </w:rPr>
+        <w:t>Rút ngắn thời gian workflow đáng kể cho cặp bước này so với chạy tuần tự, mà KHÔNG bỏ bớt bất kỳ bước kiểm tra nào.</w:t>
+      </w:r>
+    </w:p>
+    <w:p>
+      <w:pPr>
+        <w:pStyle w:val="ListBullet"/>
+        <w:spacing w:after="20"/>
+        <w:ind w:left="283"/>
+      </w:pPr>
+      <w:r>
+        <w:rPr>
+          <w:sz w:val="21"/>
+        </w:rPr>
+        <w:t>QA Lead vẫn phải nhận ĐỦ cả 2 báo cáo trước khi sign-off — không sign-off khi thiếu 1 trong 2.</w:t>
+      </w:r>
+    </w:p>
+    <w:p>
+      <w:pPr>
+        <w:pStyle w:val="ListBullet"/>
+        <w:spacing w:after="20"/>
+        <w:ind w:left="283"/>
+      </w:pPr>
+      <w:r>
+        <w:rPr>
+          <w:sz w:val="21"/>
+        </w:rPr>
+        <w:t>KHÔNG áp dụng song song cho cặp có quan hệ review (VD: Senior Dev code → Tech Lead review vẫn PHẢI tuần tự).</w:t>
+      </w:r>
+    </w:p>
+    <w:p>
+      <w:pPr>
+        <w:pBdr>
+          <w:bottom w:val="single" w:sz="6" w:space="1" w:color="F05922"/>
+        </w:pBdr>
+        <w:spacing w:after="120"/>
+      </w:pPr>
+    </w:p>
+    <w:p>
+      <w:pPr>
+        <w:pStyle w:val="Heading2"/>
+        <w:spacing w:before="200" w:after="80"/>
+      </w:pPr>
+      <w:r>
+        <w:rPr>
+          <w:color w:val="F05922"/>
+          <w:sz w:val="28"/>
+        </w:rPr>
         <w:t>Tóm tắt nguyên tắc xuyên suốt</w:t>
       </w:r>
     </w:p>
@@ -2031,6 +2212,110 @@
           </w:p>
         </w:tc>
       </w:tr>
+      <w:tr>
+        <w:tc>
+          <w:tcPr>
+            <w:tcW w:type="dxa" w:w="3230"/>
+            <w:shd w:val="clear" w:color="auto" w:fill="B8B3D6"/>
+            <w:tcBorders>
+              <w:top w:val="single" w:sz="4" w:space="0" w:color="CBCBCB"/>
+              <w:left w:val="single" w:sz="4" w:space="0" w:color="CBCBCB"/>
+              <w:bottom w:val="single" w:sz="4" w:space="0" w:color="CBCBCB"/>
+              <w:right w:val="single" w:sz="4" w:space="0" w:color="CBCBCB"/>
+            </w:tcBorders>
+          </w:tcPr>
+          <w:p>
+            <w:r>
+              <w:rPr>
+                <w:sz w:val="20"/>
+              </w:rPr>
+              <w:t>11</w:t>
+            </w:r>
+          </w:p>
+        </w:tc>
+        <w:tc>
+          <w:tcPr>
+            <w:tcW w:type="dxa" w:w="3230"/>
+            <w:shd w:val="clear" w:color="auto" w:fill="B8B3D6"/>
+            <w:tcBorders>
+              <w:top w:val="single" w:sz="4" w:space="0" w:color="CBCBCB"/>
+              <w:left w:val="single" w:sz="4" w:space="0" w:color="CBCBCB"/>
+              <w:bottom w:val="single" w:sz="4" w:space="0" w:color="CBCBCB"/>
+              <w:right w:val="single" w:sz="4" w:space="0" w:color="CBCBCB"/>
+            </w:tcBorders>
+          </w:tcPr>
+          <w:p>
+            <w:r>
+              <w:rPr>
+                <w:sz w:val="20"/>
+              </w:rPr>
+              <w:t>Song song hoá khi 2 bước độc lập, không quan hệ review</w:t>
+            </w:r>
+          </w:p>
+        </w:tc>
+        <w:tc>
+          <w:tcPr>
+            <w:tcW w:type="dxa" w:w="3230"/>
+            <w:shd w:val="clear" w:color="auto" w:fill="B8B3D6"/>
+            <w:tcBorders>
+              <w:top w:val="single" w:sz="4" w:space="0" w:color="CBCBCB"/>
+              <w:left w:val="single" w:sz="4" w:space="0" w:color="CBCBCB"/>
+              <w:bottom w:val="single" w:sz="4" w:space="0" w:color="CBCBCB"/>
+              <w:right w:val="single" w:sz="4" w:space="0" w:color="CBCBCB"/>
+            </w:tcBorders>
+          </w:tcPr>
+          <w:p>
+            <w:r>
+              <w:rPr>
+                <w:sz w:val="20"/>
+              </w:rPr>
+              <w:t xml:space="preserve">Tăng tốc workflow, không giảm chất lượng kiểm tra (xem </w:t>
+            </w:r>
+            <w:r>
+              <w:rPr>
+                <w:rFonts w:ascii="Courier New" w:hAnsi="Courier New"/>
+                <w:color w:val="F05922"/>
+                <w:sz w:val="20"/>
+              </w:rPr>
+              <w:t>RULES.md</w:t>
+            </w:r>
+            <w:r>
+              <w:rPr>
+                <w:sz w:val="20"/>
+              </w:rPr>
+              <w:t xml:space="preserve"> §3.4, ký hiệu </w:t>
+            </w:r>
+            <w:r>
+              <w:rPr>
+                <w:rFonts w:ascii="Courier New" w:hAnsi="Courier New"/>
+                <w:color w:val="F05922"/>
+                <w:sz w:val="20"/>
+              </w:rPr>
+              <w:t>∥</w:t>
+            </w:r>
+            <w:r>
+              <w:rPr>
+                <w:sz w:val="20"/>
+              </w:rPr>
+              <w:t xml:space="preserve"> trong </w:t>
+            </w:r>
+            <w:r>
+              <w:rPr>
+                <w:rFonts w:ascii="Courier New" w:hAnsi="Courier New"/>
+                <w:color w:val="F05922"/>
+                <w:sz w:val="20"/>
+              </w:rPr>
+              <w:t>CLAUDE.md</w:t>
+            </w:r>
+            <w:r>
+              <w:rPr>
+                <w:sz w:val="20"/>
+              </w:rPr>
+              <w:t xml:space="preserve"> §4)</w:t>
+            </w:r>
+          </w:p>
+        </w:tc>
+      </w:tr>
     </w:tbl>
     <w:p/>
     <w:sectPr>

--- a/WORKFLOW.docx
+++ b/WORKFLOW.docx
@@ -1446,6 +1446,178 @@
           <w:sz w:val="21"/>
         </w:rPr>
         <w:t>KHÔNG áp dụng song song cho cặp có quan hệ review (VD: Senior Dev code → Tech Lead review vẫn PHẢI tuần tự).</w:t>
+      </w:r>
+    </w:p>
+    <w:p>
+      <w:pPr>
+        <w:pBdr>
+          <w:bottom w:val="single" w:sz="6" w:space="1" w:color="F05922"/>
+        </w:pBdr>
+        <w:spacing w:after="120"/>
+      </w:pPr>
+    </w:p>
+    <w:p>
+      <w:pPr>
+        <w:pStyle w:val="Heading2"/>
+        <w:spacing w:before="200" w:after="80"/>
+      </w:pPr>
+      <w:r>
+        <w:rPr>
+          <w:color w:val="F05922"/>
+          <w:sz w:val="28"/>
+        </w:rPr>
+        <w:t>Ví dụ 10: WF-GITHUB-RESEARCH — Nghiên cứu repo GitHub theo link user gửi</w:t>
+      </w:r>
+    </w:p>
+    <w:p>
+      <w:pPr>
+        <w:spacing w:after="80"/>
+      </w:pPr>
+      <w:r>
+        <w:rPr>
+          <w:b/>
+          <w:sz w:val="21"/>
+        </w:rPr>
+        <w:t>Tình huống:</w:t>
+      </w:r>
+      <w:r>
+        <w:rPr>
+          <w:sz w:val="21"/>
+        </w:rPr>
+        <w:t xml:space="preserve"> Người dùng gửi "Nguồn: https://github.com/addyosmani/agent-skills — nghiên cứu github này giúp tôi, sau đó đề xuất cải tiến".</w:t>
+      </w:r>
+    </w:p>
+    <w:p>
+      <w:pPr>
+        <w:spacing w:before="80" w:after="80"/>
+        <w:ind w:left="283"/>
+        <w:shd w:val="clear" w:color="auto" w:fill="F4F4F8"/>
+      </w:pPr>
+      <w:r>
+        <w:rPr>
+          <w:rFonts w:ascii="Courier New" w:hAnsi="Courier New"/>
+          <w:color w:val="251C53"/>
+          <w:sz w:val="18"/>
+        </w:rPr>
+        <w:t>sequenceDiagram</w:t>
+        <w:br/>
+        <w:t xml:space="preserve">    participant U as User</w:t>
+        <w:br/>
+        <w:t xml:space="preserve">    participant Disp as Dispatcher</w:t>
+        <w:br/>
+        <w:t xml:space="preserve">    participant GRR as GitHub Repo Researcher</w:t>
+        <w:br/>
+        <w:t xml:space="preserve">    participant TL as Tech Lead</w:t>
+        <w:br/>
+        <w:br/>
+        <w:t xml:space="preserve">    U-&gt;&gt;Disp: Gửi link GitHub + yêu cầu nghiên cứu</w:t>
+        <w:br/>
+        <w:t xml:space="preserve">    Disp-&gt;&gt;Disp: Có link GitHub → kích hoạt WF-GITHUB-RESEARCH</w:t>
+        <w:br/>
+        <w:t xml:space="preserve">    Disp-&gt;&gt;GRR: Giao task (Sonnet)</w:t>
+        <w:br/>
+        <w:br/>
+        <w:t xml:space="preserve">    GRR-&gt;&gt;GRR: Bước 1 — Tạo nhánh research/&lt;repo-slug&gt;-&lt;date&gt;</w:t>
+        <w:br/>
+        <w:t xml:space="preserve">    GRR-&gt;&gt;GRR: Bước 2 — Clone repo vào scratchpad (ngoài working tree), đọc &amp; phân tích</w:t>
+        <w:br/>
+        <w:t xml:space="preserve">    GRR-&gt;&gt;U: Bước 3 — Trình docs/research/RESEARCH-*.md + bảng đề xuất cải tiến</w:t>
+        <w:br/>
+        <w:t xml:space="preserve">    U-&gt;&gt;GRR: Bước 4 — Chọn đề xuất được áp dụng</w:t>
+        <w:br/>
+        <w:t xml:space="preserve">    GRR-&gt;&gt;GRR: Bước 4b — Áp dụng đề xuất đã chọn, commit lên nhánh nghiên cứu</w:t>
+        <w:br/>
+        <w:t xml:space="preserve">    opt Đề xuất đụng kiến trúc/logic nghiệp vụ đáng kể</w:t>
+        <w:br/>
+        <w:t xml:space="preserve">        GRR-&gt;&gt;TL: Khuyến nghị review nhanh trước khi merge</w:t>
+        <w:br/>
+        <w:t xml:space="preserve">        TL-&gt;&gt;GRR: Review xong</w:t>
+        <w:br/>
+        <w:t xml:space="preserve">    end</w:t>
+        <w:br/>
+        <w:t xml:space="preserve">    GRR-&gt;&gt;U: Bước 5 — Xin xác nhận merge về main</w:t>
+        <w:br/>
+        <w:t xml:space="preserve">    U-&gt;&gt;GRR: Xác nhận merge</w:t>
+        <w:br/>
+        <w:t xml:space="preserve">    GRR-&gt;&gt;GRR: Bước 5b — Merge về main, báo cáo kết quả</w:t>
+      </w:r>
+    </w:p>
+    <w:p>
+      <w:pPr>
+        <w:spacing w:after="80"/>
+      </w:pPr>
+      <w:r>
+        <w:rPr>
+          <w:b/>
+          <w:sz w:val="21"/>
+        </w:rPr>
+        <w:t>Bài học từ ví dụ này:</w:t>
+      </w:r>
+    </w:p>
+    <w:p>
+      <w:pPr>
+        <w:pStyle w:val="ListBullet"/>
+        <w:spacing w:after="20"/>
+        <w:ind w:left="283"/>
+      </w:pPr>
+      <w:r>
+        <w:rPr>
+          <w:sz w:val="21"/>
+        </w:rPr>
+        <w:t>GitHub Repo Researcher CHỈ kích hoạt khi user gửi link GitHub — không tự động chạy trong workflow khác.</w:t>
+      </w:r>
+    </w:p>
+    <w:p>
+      <w:pPr>
+        <w:pStyle w:val="ListBullet"/>
+        <w:spacing w:after="20"/>
+        <w:ind w:left="283"/>
+      </w:pPr>
+      <w:r>
+        <w:rPr>
+          <w:sz w:val="21"/>
+        </w:rPr>
+        <w:t xml:space="preserve">Repo ngoài clone về thư mục scratchpad để đọc, không đưa </w:t>
+      </w:r>
+      <w:r>
+        <w:rPr>
+          <w:rFonts w:ascii="Courier New" w:hAnsi="Courier New"/>
+          <w:color w:val="F05922"/>
+          <w:sz w:val="21"/>
+        </w:rPr>
+        <w:t>.git</w:t>
+      </w:r>
+      <w:r>
+        <w:rPr>
+          <w:sz w:val="21"/>
+        </w:rPr>
+        <w:t xml:space="preserve"> của repo ngoài vào commit KZTEK.</w:t>
+      </w:r>
+    </w:p>
+    <w:p>
+      <w:pPr>
+        <w:pStyle w:val="ListBullet"/>
+        <w:spacing w:after="20"/>
+        <w:ind w:left="283"/>
+      </w:pPr>
+      <w:r>
+        <w:rPr>
+          <w:sz w:val="21"/>
+        </w:rPr>
+        <w:t>Không tự áp dụng đề xuất (Bước 4b) khi user chưa chọn ở Bước 4; không tự merge (Bước 5b) khi user chưa xác nhận rõ ràng tại đúng thời điểm merge — tuân thủ Git Safety Protocol chung của hệ thống.</w:t>
+      </w:r>
+    </w:p>
+    <w:p>
+      <w:pPr>
+        <w:pStyle w:val="ListBullet"/>
+        <w:spacing w:after="20"/>
+        <w:ind w:left="283"/>
+      </w:pPr>
+      <w:r>
+        <w:rPr>
+          <w:sz w:val="21"/>
+        </w:rPr>
+        <w:t>Nếu thay đổi đụng kiến trúc/logic nghiệp vụ đáng kể → khuyến nghị Tech Lead review trước khi merge (Two-Eyes Principle).</w:t>
       </w:r>
     </w:p>
     <w:p>
@@ -2316,6 +2488,65 @@
           </w:p>
         </w:tc>
       </w:tr>
+      <w:tr>
+        <w:tc>
+          <w:tcPr>
+            <w:tcW w:type="dxa" w:w="3230"/>
+            <w:tcBorders>
+              <w:top w:val="single" w:sz="4" w:space="0" w:color="CBCBCB"/>
+              <w:left w:val="single" w:sz="4" w:space="0" w:color="CBCBCB"/>
+              <w:bottom w:val="single" w:sz="4" w:space="0" w:color="CBCBCB"/>
+              <w:right w:val="single" w:sz="4" w:space="0" w:color="CBCBCB"/>
+            </w:tcBorders>
+          </w:tcPr>
+          <w:p>
+            <w:r>
+              <w:rPr>
+                <w:sz w:val="20"/>
+              </w:rPr>
+              <w:t>12</w:t>
+            </w:r>
+          </w:p>
+        </w:tc>
+        <w:tc>
+          <w:tcPr>
+            <w:tcW w:type="dxa" w:w="3230"/>
+            <w:tcBorders>
+              <w:top w:val="single" w:sz="4" w:space="0" w:color="CBCBCB"/>
+              <w:left w:val="single" w:sz="4" w:space="0" w:color="CBCBCB"/>
+              <w:bottom w:val="single" w:sz="4" w:space="0" w:color="CBCBCB"/>
+              <w:right w:val="single" w:sz="4" w:space="0" w:color="CBCBCB"/>
+            </w:tcBorders>
+          </w:tcPr>
+          <w:p>
+            <w:r>
+              <w:rPr>
+                <w:sz w:val="20"/>
+              </w:rPr>
+              <w:t>GitHub Repo Researcher chỉ dùng khi user gửi link GitHub</w:t>
+            </w:r>
+          </w:p>
+        </w:tc>
+        <w:tc>
+          <w:tcPr>
+            <w:tcW w:type="dxa" w:w="3230"/>
+            <w:tcBorders>
+              <w:top w:val="single" w:sz="4" w:space="0" w:color="CBCBCB"/>
+              <w:left w:val="single" w:sz="4" w:space="0" w:color="CBCBCB"/>
+              <w:bottom w:val="single" w:sz="4" w:space="0" w:color="CBCBCB"/>
+              <w:right w:val="single" w:sz="4" w:space="0" w:color="CBCBCB"/>
+            </w:tcBorders>
+          </w:tcPr>
+          <w:p>
+            <w:r>
+              <w:rPr>
+                <w:sz w:val="20"/>
+              </w:rPr>
+              <w:t>Không tự động chạy trong workflow khác; không tự áp dụng đề xuất hay tự merge khi chưa có xác nhận rõ ràng của user</w:t>
+            </w:r>
+          </w:p>
+        </w:tc>
+      </w:tr>
     </w:tbl>
     <w:p/>
     <w:sectPr>

--- a/WORKFLOW.docx
+++ b/WORKFLOW.docx
@@ -1517,11 +1517,15 @@
         <w:t xml:space="preserve">    Disp-&gt;&gt;GRR: Giao task (Sonnet)</w:t>
         <w:br/>
         <w:br/>
+        <w:t xml:space="preserve">    GRR-&gt;&gt;GRR: Bước 0 — Phase 0 Audit (kiểm tra nhánh/plan/artifact đã có chưa)</w:t>
+        <w:br/>
         <w:t xml:space="preserve">    GRR-&gt;&gt;GRR: Bước 1 — Tạo nhánh research/&lt;repo-slug&gt;-&lt;date&gt;</w:t>
         <w:br/>
         <w:t xml:space="preserve">    GRR-&gt;&gt;GRR: Bước 2 — Clone repo vào scratchpad (ngoài working tree), đọc &amp; phân tích</w:t>
         <w:br/>
-        <w:t xml:space="preserve">    GRR-&gt;&gt;U: Bước 3 — Trình docs/research/RESEARCH-*.md + bảng đề xuất cải tiến</w:t>
+        <w:t xml:space="preserve">    GRR-&gt;&gt;U: Bước 3 — Viết phân tích repo (mục đích, cấu trúc, điểm nổi bật) — KHÔNG kèm đề xuất</w:t>
+        <w:br/>
+        <w:t xml:space="preserve">    GRR-&gt;&gt;U: Bước 3b — Viết bảng đề xuất cải tiến riêng biệt (dựa trên Bước 3), trình user</w:t>
         <w:br/>
         <w:t xml:space="preserve">    U-&gt;&gt;GRR: Bước 4 — Chọn đề xuất được áp dụng</w:t>
         <w:br/>
@@ -1592,6 +1596,26 @@
           <w:sz w:val="21"/>
         </w:rPr>
         <w:t xml:space="preserve"> của repo ngoài vào commit KZTEK.</w:t>
+      </w:r>
+    </w:p>
+    <w:p>
+      <w:pPr>
+        <w:pStyle w:val="ListBullet"/>
+        <w:spacing w:after="20"/>
+        <w:ind w:left="283"/>
+      </w:pPr>
+      <w:r>
+        <w:rPr>
+          <w:b/>
+          <w:sz w:val="21"/>
+        </w:rPr>
+        <w:t>Bước 3 và 3b tách bạch hoàn toàn:</w:t>
+      </w:r>
+      <w:r>
+        <w:rPr>
+          <w:sz w:val="21"/>
+        </w:rPr>
+        <w:t xml:space="preserve"> Bước 3 chỉ là phân tích trung lập (mô tả repo, không recommend); Bước 3b mới là đề xuất cải tiến dựa trên phân tích đó. Tách bạch giúp user đánh giá khách quan trước khi bị "push" vào đề xuất.</w:t>
       </w:r>
     </w:p>
     <w:p>

--- a/WORKFLOW.docx
+++ b/WORKFLOW.docx
@@ -1466,7 +1466,7 @@
           <w:color w:val="F05922"/>
           <w:sz w:val="28"/>
         </w:rPr>
-        <w:t>Ví dụ 10: WF-GITHUB-RESEARCH — Nghiên cứu repo GitHub theo link user gửi</w:t>
+        <w:t>Ví dụ 10: WF-GITHUB-RESEARCH (Mode A) — Nghiên cứu repo GitHub để đề xuất cải tiến KZTEK</w:t>
       </w:r>
     </w:p>
     <w:p>
@@ -1524,6 +1524,8 @@
         <w:t xml:space="preserve">    GRR-&gt;&gt;GRR: Bước 2 — Clone repo vào scratchpad (ngoài working tree), đọc &amp; phân tích</w:t>
         <w:br/>
         <w:t xml:space="preserve">    GRR-&gt;&gt;U: Bước 3 — Viết phân tích repo (mục đích, cấu trúc, điểm nổi bật) — KHÔNG kèm đề xuất</w:t>
+        <w:br/>
+        <w:t xml:space="preserve">    Note over GRR,U: User đã nói rõ mục đích "đề xuất cải tiến" → Mode A</w:t>
         <w:br/>
         <w:t xml:space="preserve">    GRR-&gt;&gt;U: Bước 3b — Viết bảng đề xuất cải tiến riêng biệt (dựa trên Bước 3), trình user</w:t>
         <w:br/>
@@ -1642,6 +1644,179 @@
           <w:sz w:val="21"/>
         </w:rPr>
         <w:t>Nếu thay đổi đụng kiến trúc/logic nghiệp vụ đáng kể → khuyến nghị Tech Lead review trước khi merge (Two-Eyes Principle).</w:t>
+      </w:r>
+    </w:p>
+    <w:p>
+      <w:pPr>
+        <w:pBdr>
+          <w:bottom w:val="single" w:sz="6" w:space="1" w:color="F05922"/>
+        </w:pBdr>
+        <w:spacing w:after="120"/>
+      </w:pPr>
+    </w:p>
+    <w:p>
+      <w:pPr>
+        <w:pStyle w:val="Heading2"/>
+        <w:spacing w:before="200" w:after="80"/>
+      </w:pPr>
+      <w:r>
+        <w:rPr>
+          <w:color w:val="F05922"/>
+          <w:sz w:val="28"/>
+        </w:rPr>
+        <w:t>Ví dụ 10b: WF-GITHUB-RESEARCH (Mode B) — Nghiên cứu repo GitHub để học tập/tham khảo</w:t>
+      </w:r>
+    </w:p>
+    <w:p>
+      <w:pPr>
+        <w:spacing w:after="80"/>
+      </w:pPr>
+      <w:r>
+        <w:rPr>
+          <w:b/>
+          <w:sz w:val="21"/>
+        </w:rPr>
+        <w:t>Tình huống:</w:t>
+      </w:r>
+      <w:r>
+        <w:rPr>
+          <w:sz w:val="21"/>
+        </w:rPr>
+        <w:t xml:space="preserve"> Người dùng gửi "Nguồn: https://github.com/some-org/some-lib — mình muốn tìm hiểu, học tập cách họ làm, chưa cần áp dụng gì vào KZTEK cả".</w:t>
+      </w:r>
+    </w:p>
+    <w:p>
+      <w:pPr>
+        <w:spacing w:before="80" w:after="80"/>
+        <w:ind w:left="283"/>
+        <w:shd w:val="clear" w:color="auto" w:fill="F4F4F8"/>
+      </w:pPr>
+      <w:r>
+        <w:rPr>
+          <w:rFonts w:ascii="Courier New" w:hAnsi="Courier New"/>
+          <w:color w:val="251C53"/>
+          <w:sz w:val="18"/>
+        </w:rPr>
+        <w:t>sequenceDiagram</w:t>
+        <w:br/>
+        <w:t xml:space="preserve">    participant U as User</w:t>
+        <w:br/>
+        <w:t xml:space="preserve">    participant Disp as Dispatcher</w:t>
+        <w:br/>
+        <w:t xml:space="preserve">    participant GRR as GitHub Repo Researcher</w:t>
+        <w:br/>
+        <w:br/>
+        <w:t xml:space="preserve">    U-&gt;&gt;Disp: Gửi link GitHub + yêu cầu "học tập/tìm hiểu"</w:t>
+        <w:br/>
+        <w:t xml:space="preserve">    Disp-&gt;&gt;Disp: Có link GitHub, mục đích học tập → kích hoạt WF-GITHUB-RESEARCH (Mode B)</w:t>
+        <w:br/>
+        <w:t xml:space="preserve">    Disp-&gt;&gt;GRR: Giao task (Sonnet)</w:t>
+        <w:br/>
+        <w:br/>
+        <w:t xml:space="preserve">    GRR-&gt;&gt;GRR: Bước 0 — Phase 0 Audit</w:t>
+        <w:br/>
+        <w:t xml:space="preserve">    GRR-&gt;&gt;GRR: Bước 1 — Tạo nhánh research/&lt;repo-slug&gt;-&lt;date&gt;, xác định Mode B (user đã nói rõ mục đích học tập)</w:t>
+        <w:br/>
+        <w:t xml:space="preserve">    GRR-&gt;&gt;GRR: Bước 2 — Clone repo vào scratchpad, đọc &amp; phân tích</w:t>
+        <w:br/>
+        <w:t xml:space="preserve">    GRR-&gt;&gt;U: Bước 3 — Viết phân tích repo (mục đích, cấu trúc, điểm nổi bật)</w:t>
+        <w:br/>
+        <w:t xml:space="preserve">    GRR-&gt;&gt;U: Bước 3c — Hỏi user muốn tìm hiểu tiếp: nguyên lý hoạt động / hướng dẫn áp dụng-sử dụng / cả hai</w:t>
+        <w:br/>
+        <w:t xml:space="preserve">    U-&gt;&gt;GRR: Chọn phần muốn tìm hiểu</w:t>
+        <w:br/>
+        <w:t xml:space="preserve">    loop Đến khi user xác nhận đã nắm rõ</w:t>
+        <w:br/>
+        <w:t xml:space="preserve">        GRR-&gt;&gt;U: Bước 3d — Giải thích nguyên lý/cách áp dụng, có ví dụ cụ thể từ repo nguồn</w:t>
+        <w:br/>
+        <w:t xml:space="preserve">        U-&gt;&gt;GRR: Hỏi thêm hoặc xác nhận "đã hiểu rõ"</w:t>
+        <w:br/>
+        <w:t xml:space="preserve">    end</w:t>
+        <w:br/>
+        <w:t xml:space="preserve">    GRR-&gt;&gt;GRR: Bước 3e — Viết tài liệu tổng hợp (phân tích + nguyên lý + hướng dẫn áp dụng), xuất DOCX/PDF</w:t>
+        <w:br/>
+        <w:t xml:space="preserve">    GRR-&gt;&gt;U: Xin xác nhận merge nhánh nghiên cứu về main</w:t>
+        <w:br/>
+        <w:t xml:space="preserve">    U-&gt;&gt;GRR: Xác nhận merge</w:t>
+        <w:br/>
+        <w:t xml:space="preserve">    GRR-&gt;&gt;GRR: Merge về main, báo cáo kết quả</w:t>
+      </w:r>
+    </w:p>
+    <w:p>
+      <w:pPr>
+        <w:spacing w:after="80"/>
+      </w:pPr>
+      <w:r>
+        <w:rPr>
+          <w:b/>
+          <w:sz w:val="21"/>
+        </w:rPr>
+        <w:t>Bài học từ ví dụ này:</w:t>
+      </w:r>
+    </w:p>
+    <w:p>
+      <w:pPr>
+        <w:pStyle w:val="ListBullet"/>
+        <w:spacing w:after="20"/>
+        <w:ind w:left="283"/>
+      </w:pPr>
+      <w:r>
+        <w:rPr>
+          <w:sz w:val="21"/>
+        </w:rPr>
+        <w:t>Mode B phục vụ đúng nhu cầu học tập/tham khảo — không ép user phải nhận một bảng đề xuất áp dụng KZTEK mà họ không cần.</w:t>
+      </w:r>
+    </w:p>
+    <w:p>
+      <w:pPr>
+        <w:pStyle w:val="ListBullet"/>
+        <w:spacing w:after="20"/>
+        <w:ind w:left="283"/>
+      </w:pPr>
+      <w:r>
+        <w:rPr>
+          <w:sz w:val="21"/>
+        </w:rPr>
+        <w:t xml:space="preserve">Mục tiêu Bước 3d là để </w:t>
+      </w:r>
+      <w:r>
+        <w:rPr>
+          <w:b/>
+          <w:sz w:val="21"/>
+        </w:rPr>
+        <w:t>user tự tin nắm rõ nguyên lý, cách vận hành, cách áp dụng</w:t>
+      </w:r>
+      <w:r>
+        <w:rPr>
+          <w:sz w:val="21"/>
+        </w:rPr>
+        <w:t xml:space="preserve"> — agent không tự ý chốt tài liệu tổng hợp khi user chưa xác nhận đã hiểu.</w:t>
+      </w:r>
+    </w:p>
+    <w:p>
+      <w:pPr>
+        <w:pStyle w:val="ListBullet"/>
+        <w:spacing w:after="20"/>
+        <w:ind w:left="283"/>
+      </w:pPr>
+      <w:r>
+        <w:rPr>
+          <w:sz w:val="21"/>
+        </w:rPr>
+        <w:t>Tài liệu tổng hợp (Bước 3e) vẫn tuân thủ đầy đủ artifact bắt buộc (RESEARCH-*.md + .docx + .pdf, §19 CLAUDE.md) và Git Safety Protocol khi merge — chỉ khác nội dung (nguyên lý/hướng dẫn áp dụng thay vì bảng đề xuất).</w:t>
+      </w:r>
+    </w:p>
+    <w:p>
+      <w:pPr>
+        <w:pStyle w:val="ListBullet"/>
+        <w:spacing w:after="20"/>
+        <w:ind w:left="283"/>
+      </w:pPr>
+      <w:r>
+        <w:rPr>
+          <w:sz w:val="21"/>
+        </w:rPr>
+        <w:t>Nếu giữa chừng user đổi ý muốn áp dụng vào KZTEK → agent chuyển sang Mode A (Bước 3b trở đi), không cần bắt đầu lại từ đầu.</w:t>
       </w:r>
     </w:p>
     <w:p>
@@ -2566,7 +2741,7 @@
               <w:rPr>
                 <w:sz w:val="20"/>
               </w:rPr>
-              <w:t>Không tự động chạy trong workflow khác; không tự áp dụng đề xuất hay tự merge khi chưa có xác nhận rõ ràng của user</w:t>
+              <w:t>Không tự động chạy trong workflow khác; hỗ trợ cả 2 mục đích (Mode A cải tiến KZTEK, Mode B học tập/tham khảo); không tự áp dụng đề xuất/chốt tài liệu hay tự merge khi chưa có xác nhận rõ ràng của user</w:t>
             </w:r>
           </w:p>
         </w:tc>
